--- a/docs/Avance_ChatBot_EcoMarket_v2_2_0.docx
+++ b/docs/Avance_ChatBot_EcoMarket_v2_2_0.docx
@@ -183,7 +183,7 @@
     </w:tbl>
     <w:p>
       <w:r>
-        <w:t>Mensaje marco: no estamos enseñando un bot que responde mejor; estamos enseñando el paso a un canal conversacional que ya puede operar compras, aplicar reglas comerciales y dejar trazabilidad.</w:t>
+        <w:t>Mensaje marco: no estamos enseñando un bot que responde mejor; estamos enseñando el paso a un canal conversacional que ya puede operar compras, aplicar reglas comerciales, respetar el catálogo real y dejar trazabilidad.</w:t>
       </w:r>
     </w:p>
     <w:p>
@@ -767,7 +767,7 @@
                 <w:color w:val="1B2430"/>
                 <w:sz w:val="21"/>
               </w:rPr>
-              <w:t>Si falta stock o no existe el producto exacto, el bot hace contrapropuesta o recomienda alternativas para no perder la compra.</w:t>
+              <w:t>Si falta stock o no existe el producto exacto, el bot hace contrapropuesta o recomienda alternativas, pero sin inventar productos fuera del catálogo.</w:t>
             </w:r>
           </w:p>
         </w:tc>
@@ -841,7 +841,57 @@
         <w:pStyle w:val="Heading2"/>
       </w:pPr>
       <w:r>
-        <w:t>2. Compra multiartículo</w:t>
+        <w:t>2. Promociones explicadas de forma clara</w:t>
+      </w:r>
+    </w:p>
+    <w:p>
+      <w:r>
+        <w:rPr>
+          <w:rFonts w:ascii="Calibri" w:hAnsi="Calibri"/>
+          <w:b/>
+          <w:color w:val="0F6CBD"/>
+          <w:sz w:val="21"/>
+        </w:rPr>
+        <w:t>Texto exacto a escribir</w:t>
+      </w:r>
+    </w:p>
+    <w:p>
+      <w:pPr>
+        <w:spacing w:after="80"/>
+        <w:ind w:left="360"/>
+      </w:pPr>
+      <w:r>
+        <w:rPr>
+          <w:rFonts w:ascii="Consolas" w:hAnsi="Consolas"/>
+          <w:b w:val="0"/>
+          <w:color w:val="0F172A"/>
+          <w:sz w:val="19"/>
+        </w:rPr>
+        <w:t>qué promociones tienen activas</w:t>
+        <w:br/>
+      </w:r>
+    </w:p>
+    <w:p>
+      <w:r>
+        <w:t>Capacidad que demuestra: Explicación directa de reglas comerciales del MVP: volumen, envío gratis y descuento por carrito.</w:t>
+      </w:r>
+    </w:p>
+    <w:p>
+      <w:r>
+        <w:t>Mensaje para Iván (CTO): Aquí se ve que la política promocional ya está controlada y no depende de un fallback generativo confuso.</w:t>
+      </w:r>
+    </w:p>
+    <w:p>
+      <w:r>
+        <w:t>Mensaje para Paula (Experiencia de cliente): El cliente entiende de inmediato qué beneficios puede obtener si aumenta el ticket o repite producto.</w:t>
+      </w:r>
+    </w:p>
+    <w:p>
+      <w:pPr>
+        <w:pStyle w:val="Heading2"/>
+      </w:pPr>
+      <w:r>
+        <w:t>3. Compra multiartículo</w:t>
       </w:r>
     </w:p>
     <w:p>
@@ -891,7 +941,7 @@
         <w:pStyle w:val="Heading2"/>
       </w:pPr>
       <w:r>
-        <w:t>3. Promociones automáticas</w:t>
+        <w:t>4. Compra condicional real</w:t>
       </w:r>
     </w:p>
     <w:p>
@@ -917,23 +967,23 @@
           <w:color w:val="0F172A"/>
           <w:sz w:val="19"/>
         </w:rPr>
-        <w:t>ver carrito</w:t>
+        <w:t>deseo comprar 5 huevos, 3 leches, 2 mantequillas y si tienes yogur entonces dame 2 panes sin gluten</w:t>
         <w:br/>
       </w:r>
     </w:p>
     <w:p>
       <w:r>
-        <w:t>Capacidad que demuestra: Aplicación automática de volumen, envío gratis y descuento por carrito.</w:t>
+        <w:t>Capacidad que demuestra: Lógica condicional sobre disponibilidad real: el bot procesa la compra base y ejecuta la parte dependiente solo si la condición se cumple.</w:t>
       </w:r>
     </w:p>
     <w:p>
       <w:r>
-        <w:t>Mensaje para Iván (CTO): La lógica comercial está separada del LLM.</w:t>
+        <w:t>Mensaje para Iván (CTO): Aquí demostramos algo muy valioso: el bot ya puede interpretar una regla dentro del lenguaje del usuario y cruzarla con el catálogo.</w:t>
       </w:r>
     </w:p>
     <w:p>
       <w:r>
-        <w:t>Mensaje para Paula (Experiencia de cliente): El bot incentiva la compra en lugar de limitarse a responder.</w:t>
+        <w:t>Mensaje para Paula (Experiencia de cliente): La experiencia empieza a parecer una conversación comercial real, no una secuencia de formularios.</w:t>
       </w:r>
     </w:p>
     <w:p>
@@ -941,7 +991,7 @@
         <w:pStyle w:val="Heading2"/>
       </w:pPr>
       <w:r>
-        <w:t>4. Sustitución comercial</w:t>
+        <w:t>5. Integridad comercial y cierre completo</w:t>
       </w:r>
     </w:p>
     <w:p>
@@ -967,23 +1017,23 @@
           <w:color w:val="0F172A"/>
           <w:sz w:val="19"/>
         </w:rPr>
-        <w:t>quiero yogur</w:t>
+        <w:t>deseo comprar 5 huevos, 3 leches, 2 mantequillas y si tienes yogurt entonces dame 2 unidades de pollo</w:t>
         <w:br/>
       </w:r>
     </w:p>
     <w:p>
       <w:r>
-        <w:t>Capacidad que demuestra: Alternativas cuando un producto está agotado o no se puede servir.</w:t>
+        <w:t>Capacidad que demuestra: El bot procesa la compra válida, evalúa la condición y, si el producto condicionado no existe en catálogo, no lo inventa. A partir de ahí se puede cerrar el pedido con checkout.</w:t>
       </w:r>
     </w:p>
     <w:p>
       <w:r>
-        <w:t>Mensaje para Iván (CTO): Se combinan stock, catálogo y reglas de sustitución.</w:t>
+        <w:t>Mensaje para Iván (CTO): Este es un punto técnico muy fuerte: el sistema ya prioriza la verdad operativa sobre sonar convincente.</w:t>
       </w:r>
     </w:p>
     <w:p>
       <w:r>
-        <w:t>Mensaje para Paula (Experiencia de cliente): Se protege la intención de compra y se evita perder la venta.</w:t>
+        <w:t>Mensaje para Paula (Experiencia de cliente): Para negocio es importante porque evita falsas promesas y mantiene confianza sin bloquear la venta del resto del carrito.</w:t>
       </w:r>
     </w:p>
     <w:p>
@@ -991,79 +1041,12 @@
         <w:pStyle w:val="Heading2"/>
       </w:pPr>
       <w:r>
-        <w:t>5. Cierre completo de pedido</w:t>
+        <w:t>Secuencia recomendada para rematar la demo</w:t>
       </w:r>
     </w:p>
     <w:p>
       <w:r>
-        <w:rPr>
-          <w:rFonts w:ascii="Calibri" w:hAnsi="Calibri"/>
-          <w:b/>
-          <w:color w:val="0F6CBD"/>
-          <w:sz w:val="21"/>
-        </w:rPr>
-        <w:t>Texto exacto a escribir</w:t>
-      </w:r>
-    </w:p>
-    <w:p>
-      <w:pPr>
-        <w:spacing w:after="80"/>
-        <w:ind w:left="360"/>
-      </w:pPr>
-      <w:r>
-        <w:rPr>
-          <w:rFonts w:ascii="Consolas" w:hAnsi="Consolas"/>
-          <w:b w:val="0"/>
-          <w:color w:val="0F172A"/>
-          <w:sz w:val="19"/>
-        </w:rPr>
-        <w:t>finalizar compra</w:t>
-        <w:br/>
-      </w:r>
-      <w:r>
-        <w:rPr>
-          <w:rFonts w:ascii="Consolas" w:hAnsi="Consolas"/>
-          <w:b w:val="0"/>
-          <w:color w:val="0F172A"/>
-          <w:sz w:val="19"/>
-        </w:rPr>
-        <w:t>Esteban Orozco, esteban@ecomarket.test, 600123456</w:t>
-        <w:br/>
-      </w:r>
-      <w:r>
-        <w:rPr>
-          <w:rFonts w:ascii="Consolas" w:hAnsi="Consolas"/>
-          <w:b w:val="0"/>
-          <w:color w:val="0F172A"/>
-          <w:sz w:val="19"/>
-        </w:rPr>
-        <w:t>contra entrega</w:t>
-        <w:br/>
-      </w:r>
-      <w:r>
-        <w:rPr>
-          <w:rFonts w:ascii="Consolas" w:hAnsi="Consolas"/>
-          <w:b w:val="0"/>
-          <w:color w:val="0F172A"/>
-          <w:sz w:val="19"/>
-        </w:rPr>
-        <w:t>sí</w:t>
-        <w:br/>
-      </w:r>
-    </w:p>
-    <w:p>
-      <w:r>
-        <w:t>Capacidad que demuestra: Checkout de extremo a extremo con datos de cliente, método de pago y pedido persistido.</w:t>
-      </w:r>
-    </w:p>
-    <w:p>
-      <w:r>
-        <w:t>Mensaje para Iván (CTO): El MVP ya se comporta como una capa conversacional sobre backend real.</w:t>
-      </w:r>
-    </w:p>
-    <w:p>
-      <w:r>
-        <w:t>Mensaje para Paula (Experiencia de cliente): La compra ya puede empezar y terminar dentro del chat.</w:t>
+        <w:t>Después de la demo 5, continuar con: `finalizar compra` -&gt; `Esteban Orozco, esteban@ecomarket.test, 600123456` -&gt; `contra entrega` -&gt; `sí`. Así se cierra la exposición mostrando que el mismo flujo puede terminar en pedido real.</w:t>
       </w:r>
     </w:p>
     <w:p>
@@ -1258,7 +1241,7 @@
                 <w:color w:val="1B2430"/>
                 <w:sz w:val="21"/>
               </w:rPr>
-              <w:t>El bot ya ayuda a vender: carrito, promociones automáticas y alternativas cuando un producto falla.</w:t>
+              <w:t>El bot ya ayuda a vender: carrito, promociones automáticas, condicionales comerciales y alternativas cuando un producto falla.</w:t>
             </w:r>
           </w:p>
         </w:tc>
@@ -1292,7 +1275,7 @@
                 <w:color w:val="1B2430"/>
                 <w:sz w:val="21"/>
               </w:rPr>
-              <w:t>Ahora sí existen datos persistentes para medir fricción, abandono de checkout y oportunidades reales de mejora del flujo.</w:t>
+              <w:t>Ahora sí existen datos persistentes para medir fricción, abandono de checkout, consultas promocionales y oportunidades reales de mejora del flujo.</w:t>
             </w:r>
           </w:p>
         </w:tc>
@@ -1326,7 +1309,7 @@
                 <w:color w:val="1B2430"/>
                 <w:sz w:val="21"/>
               </w:rPr>
-              <w:t>El salto técnico es real: SQL, logging, RAG acotado, y LLM donde aporta valor sin gobernar reglas de negocio.</w:t>
+              <w:t>El salto técnico es real: SQL, logging, RAG acotado, y LLM donde aporta valor sin gobernar reglas de negocio ni inventar catálogo.</w:t>
             </w:r>
           </w:p>
         </w:tc>
@@ -1361,7 +1344,15 @@
         <w:pStyle w:val="ListBullet"/>
       </w:pPr>
       <w:r>
-        <w:t>El siguiente valor ya no vendrá de 'más inteligencia general', sino de afinar métricas, catálogo, promociones y trazabilidad.</w:t>
+        <w:t>Un punto diferencial del MVP es que ya sabe decir 'esto sí' y también 'esto no existe en catálogo', sin inventar respuestas peligrosas.</w:t>
+      </w:r>
+    </w:p>
+    <w:p>
+      <w:pPr>
+        <w:pStyle w:val="ListBullet"/>
+      </w:pPr>
+      <w:r>
+        <w:t>El siguiente valor ya no vendrá de 'más inteligencia general', sino de afinar métricas, catálogo, promociones, sustituciones y trazabilidad.</w:t>
       </w:r>
     </w:p>
     <w:sectPr>
